--- a/doc/混合精度/混合精度说明文档.docx
+++ b/doc/混合精度/混合精度说明文档.docx
@@ -6,6 +6,7 @@
       <w:pPr>
         <w:ind w:firstLineChars="0" w:firstLine="0"/>
         <w:rPr>
+          <w:rFonts w:hint="eastAsia"/>
           <w:sz w:val="32"/>
           <w:szCs w:val="32"/>
         </w:rPr>
@@ -23,6 +24,7 @@
       <w:pPr>
         <w:ind w:firstLine="480"/>
         <w:rPr>
+          <w:rFonts w:hint="eastAsia"/>
           <w:sz w:val="24"/>
         </w:rPr>
       </w:pPr>
@@ -38,6 +40,7 @@
       <w:pPr>
         <w:ind w:firstLine="480"/>
         <w:rPr>
+          <w:rFonts w:hint="eastAsia"/>
           <w:sz w:val="24"/>
         </w:rPr>
       </w:pPr>
@@ -46,10 +49,10 @@
           <w:sz w:val="24"/>
         </w:rPr>
         <w:drawing>
-          <wp:inline distT="0" distB="0" distL="0" distR="0" wp14:anchorId="1E60C7F7" wp14:editId="01E40CA0">
-            <wp:extent cx="3743847" cy="1895740"/>
-            <wp:effectExtent l="0" t="0" r="0" b="9525"/>
-            <wp:docPr id="1844704783" name="图片 1"/>
+          <wp:inline distT="0" distB="0" distL="0" distR="0" wp14:anchorId="0ED71BCD" wp14:editId="6D524403">
+            <wp:extent cx="2425825" cy="1092256"/>
+            <wp:effectExtent l="0" t="0" r="0" b="0"/>
+            <wp:docPr id="1831441089" name="图片 1"/>
             <wp:cNvGraphicFramePr>
               <a:graphicFrameLocks xmlns:a="http://schemas.openxmlformats.org/drawingml/2006/main" noChangeAspect="1"/>
             </wp:cNvGraphicFramePr>
@@ -57,247 +60,7 @@
               <a:graphicData uri="http://schemas.openxmlformats.org/drawingml/2006/picture">
                 <pic:pic xmlns:pic="http://schemas.openxmlformats.org/drawingml/2006/picture">
                   <pic:nvPicPr>
-                    <pic:cNvPr id="1844704783" name=""/>
-                    <pic:cNvPicPr/>
-                  </pic:nvPicPr>
-                  <pic:blipFill>
-                    <a:blip r:embed="rId4"/>
-                    <a:stretch>
-                      <a:fillRect/>
-                    </a:stretch>
-                  </pic:blipFill>
-                  <pic:spPr>
-                    <a:xfrm>
-                      <a:off x="0" y="0"/>
-                      <a:ext cx="3743847" cy="1895740"/>
-                    </a:xfrm>
-                    <a:prstGeom prst="rect">
-                      <a:avLst/>
-                    </a:prstGeom>
-                  </pic:spPr>
-                </pic:pic>
-              </a:graphicData>
-            </a:graphic>
-          </wp:inline>
-        </w:drawing>
-      </w:r>
-    </w:p>
-    <w:p>
-      <w:pPr>
-        <w:ind w:firstLine="480"/>
-        <w:rPr>
-          <w:sz w:val="24"/>
-        </w:rPr>
-      </w:pPr>
-      <w:r>
-        <w:rPr>
-          <w:rFonts w:hint="eastAsia"/>
-          <w:sz w:val="24"/>
-        </w:rPr>
-        <w:t>使用混合精度的</w:t>
-      </w:r>
-      <w:r>
-        <w:rPr>
-          <w:rFonts w:hint="eastAsia"/>
-          <w:sz w:val="24"/>
-        </w:rPr>
-        <w:t>训练</w:t>
-      </w:r>
-      <w:r>
-        <w:rPr>
-          <w:rFonts w:hint="eastAsia"/>
-          <w:sz w:val="24"/>
-        </w:rPr>
-        <w:t>流程：</w:t>
-      </w:r>
-    </w:p>
-    <w:p>
-      <w:pPr>
-        <w:ind w:firstLine="480"/>
-        <w:rPr>
-          <w:sz w:val="24"/>
-        </w:rPr>
-      </w:pPr>
-      <w:r>
-        <w:rPr>
-          <w:sz w:val="24"/>
-        </w:rPr>
-        <w:drawing>
-          <wp:inline distT="0" distB="0" distL="0" distR="0" wp14:anchorId="19968136" wp14:editId="67D77562">
-            <wp:extent cx="5274310" cy="2327275"/>
-            <wp:effectExtent l="0" t="0" r="2540" b="0"/>
-            <wp:docPr id="1163972075" name="图片 1"/>
-            <wp:cNvGraphicFramePr>
-              <a:graphicFrameLocks xmlns:a="http://schemas.openxmlformats.org/drawingml/2006/main" noChangeAspect="1"/>
-            </wp:cNvGraphicFramePr>
-            <a:graphic xmlns:a="http://schemas.openxmlformats.org/drawingml/2006/main">
-              <a:graphicData uri="http://schemas.openxmlformats.org/drawingml/2006/picture">
-                <pic:pic xmlns:pic="http://schemas.openxmlformats.org/drawingml/2006/picture">
-                  <pic:nvPicPr>
-                    <pic:cNvPr id="1163972075" name=""/>
-                    <pic:cNvPicPr/>
-                  </pic:nvPicPr>
-                  <pic:blipFill>
-                    <a:blip r:embed="rId5"/>
-                    <a:stretch>
-                      <a:fillRect/>
-                    </a:stretch>
-                  </pic:blipFill>
-                  <pic:spPr>
-                    <a:xfrm>
-                      <a:off x="0" y="0"/>
-                      <a:ext cx="5274310" cy="2327275"/>
-                    </a:xfrm>
-                    <a:prstGeom prst="rect">
-                      <a:avLst/>
-                    </a:prstGeom>
-                  </pic:spPr>
-                </pic:pic>
-              </a:graphicData>
-            </a:graphic>
-          </wp:inline>
-        </w:drawing>
-      </w:r>
-    </w:p>
-    <w:p>
-      <w:pPr>
-        <w:ind w:firstLine="480"/>
-        <w:rPr>
-          <w:sz w:val="24"/>
-        </w:rPr>
-      </w:pPr>
-    </w:p>
-    <w:p>
-      <w:pPr>
-        <w:ind w:firstLineChars="0" w:firstLine="0"/>
-        <w:rPr>
-          <w:sz w:val="32"/>
-          <w:szCs w:val="32"/>
-        </w:rPr>
-      </w:pPr>
-      <w:r>
-        <w:rPr>
-          <w:rFonts w:hint="eastAsia"/>
-          <w:sz w:val="32"/>
-          <w:szCs w:val="32"/>
-        </w:rPr>
-        <w:t>二</w:t>
-      </w:r>
-      <w:r>
-        <w:rPr>
-          <w:rFonts w:hint="eastAsia"/>
-          <w:sz w:val="32"/>
-          <w:szCs w:val="32"/>
-        </w:rPr>
-        <w:t>、</w:t>
-      </w:r>
-      <w:r>
-        <w:rPr>
-          <w:rFonts w:hint="eastAsia"/>
-          <w:sz w:val="32"/>
-          <w:szCs w:val="32"/>
-        </w:rPr>
-        <w:t>模块介绍</w:t>
-      </w:r>
-    </w:p>
-    <w:p>
-      <w:pPr>
-        <w:ind w:firstLineChars="0" w:firstLine="0"/>
-        <w:rPr>
-          <w:sz w:val="24"/>
-        </w:rPr>
-      </w:pPr>
-      <w:r>
-        <w:rPr>
-          <w:rFonts w:hint="eastAsia"/>
-          <w:sz w:val="24"/>
-        </w:rPr>
-        <w:t>1. cast.py</w:t>
-      </w:r>
-    </w:p>
-    <w:p>
-      <w:pPr>
-        <w:ind w:firstLine="480"/>
-        <w:rPr>
-          <w:b/>
-          <w:bCs/>
-          <w:sz w:val="24"/>
-        </w:rPr>
-      </w:pPr>
-      <w:r>
-        <w:rPr>
-          <w:rFonts w:hint="eastAsia"/>
-          <w:b/>
-          <w:bCs/>
-          <w:sz w:val="24"/>
-        </w:rPr>
-        <w:t>autocast_context(dtype = np.float16)</w:t>
-      </w:r>
-    </w:p>
-    <w:p>
-      <w:pPr>
-        <w:ind w:firstLine="480"/>
-        <w:rPr>
-          <w:rFonts w:hint="eastAsia"/>
-          <w:sz w:val="24"/>
-        </w:rPr>
-      </w:pPr>
-      <w:r>
-        <w:rPr>
-          <w:rFonts w:hint="eastAsia"/>
-          <w:sz w:val="24"/>
-        </w:rPr>
-        <w:t>上下文管理器：在此上下文中自动启用混合精度。</w:t>
-      </w:r>
-    </w:p>
-    <w:p>
-      <w:pPr>
-        <w:ind w:firstLine="480"/>
-        <w:rPr>
-          <w:sz w:val="24"/>
-        </w:rPr>
-      </w:pPr>
-      <w:r>
-        <w:rPr>
-          <w:rFonts w:hint="eastAsia"/>
-          <w:sz w:val="24"/>
-        </w:rPr>
-        <w:t>在Function.__call__中</w:t>
-      </w:r>
-      <w:r>
-        <w:rPr>
-          <w:rFonts w:hint="eastAsia"/>
-          <w:sz w:val="24"/>
-        </w:rPr>
-        <w:t>检查Config并转换精度：</w:t>
-      </w:r>
-    </w:p>
-    <w:p>
-      <w:pPr>
-        <w:ind w:firstLine="480"/>
-        <w:rPr>
-          <w:rFonts w:hint="eastAsia"/>
-          <w:sz w:val="24"/>
-        </w:rPr>
-      </w:pPr>
-      <w:r>
-        <w:rPr>
-          <w:sz w:val="24"/>
-        </w:rPr>
-        <w:lastRenderedPageBreak/>
-        <w:drawing>
-          <wp:inline distT="0" distB="0" distL="0" distR="0" wp14:anchorId="05A97346" wp14:editId="50B7E672">
-            <wp:extent cx="3105583" cy="819264"/>
-            <wp:effectExtent l="0" t="0" r="0" b="0"/>
-            <wp:docPr id="373485839" name="图片 1"/>
-            <wp:cNvGraphicFramePr>
-              <a:graphicFrameLocks xmlns:a="http://schemas.openxmlformats.org/drawingml/2006/main" noChangeAspect="1"/>
-            </wp:cNvGraphicFramePr>
-            <a:graphic xmlns:a="http://schemas.openxmlformats.org/drawingml/2006/main">
-              <a:graphicData uri="http://schemas.openxmlformats.org/drawingml/2006/picture">
-                <pic:pic xmlns:pic="http://schemas.openxmlformats.org/drawingml/2006/picture">
-                  <pic:nvPicPr>
-                    <pic:cNvPr id="373485839" name=""/>
+                    <pic:cNvPr id="1831441089" name=""/>
                     <pic:cNvPicPr/>
                   </pic:nvPicPr>
                   <pic:blipFill>
@@ -309,7 +72,7 @@
                   <pic:spPr>
                     <a:xfrm>
                       <a:off x="0" y="0"/>
-                      <a:ext cx="3105583" cy="819264"/>
+                      <a:ext cx="2425825" cy="1092256"/>
                     </a:xfrm>
                     <a:prstGeom prst="rect">
                       <a:avLst/>
@@ -330,11 +93,265 @@
           <w:sz w:val="24"/>
         </w:rPr>
       </w:pPr>
-    </w:p>
-    <w:p>
-      <w:pPr>
-        <w:ind w:firstLine="480"/>
-        <w:rPr>
+      <w:r>
+        <w:rPr>
+          <w:rFonts w:hint="eastAsia"/>
+          <w:sz w:val="24"/>
+        </w:rPr>
+        <w:t>使用混合精度的</w:t>
+      </w:r>
+      <w:r>
+        <w:rPr>
+          <w:rFonts w:hint="eastAsia"/>
+          <w:sz w:val="24"/>
+        </w:rPr>
+        <w:t>训练</w:t>
+      </w:r>
+      <w:r>
+        <w:rPr>
+          <w:rFonts w:hint="eastAsia"/>
+          <w:sz w:val="24"/>
+        </w:rPr>
+        <w:t>流程：</w:t>
+      </w:r>
+    </w:p>
+    <w:p>
+      <w:pPr>
+        <w:ind w:firstLine="480"/>
+        <w:rPr>
+          <w:rFonts w:hint="eastAsia"/>
+          <w:sz w:val="24"/>
+        </w:rPr>
+      </w:pPr>
+      <w:r>
+        <w:rPr>
+          <w:sz w:val="24"/>
+        </w:rPr>
+        <w:drawing>
+          <wp:inline distT="0" distB="0" distL="0" distR="0" wp14:anchorId="213D6494" wp14:editId="5FDBEA28">
+            <wp:extent cx="5274310" cy="4534535"/>
+            <wp:effectExtent l="0" t="0" r="2540" b="0"/>
+            <wp:docPr id="36678422" name="图片 1"/>
+            <wp:cNvGraphicFramePr>
+              <a:graphicFrameLocks xmlns:a="http://schemas.openxmlformats.org/drawingml/2006/main" noChangeAspect="1"/>
+            </wp:cNvGraphicFramePr>
+            <a:graphic xmlns:a="http://schemas.openxmlformats.org/drawingml/2006/main">
+              <a:graphicData uri="http://schemas.openxmlformats.org/drawingml/2006/picture">
+                <pic:pic xmlns:pic="http://schemas.openxmlformats.org/drawingml/2006/picture">
+                  <pic:nvPicPr>
+                    <pic:cNvPr id="36678422" name=""/>
+                    <pic:cNvPicPr/>
+                  </pic:nvPicPr>
+                  <pic:blipFill>
+                    <a:blip r:embed="rId7"/>
+                    <a:stretch>
+                      <a:fillRect/>
+                    </a:stretch>
+                  </pic:blipFill>
+                  <pic:spPr>
+                    <a:xfrm>
+                      <a:off x="0" y="0"/>
+                      <a:ext cx="5274310" cy="4534535"/>
+                    </a:xfrm>
+                    <a:prstGeom prst="rect">
+                      <a:avLst/>
+                    </a:prstGeom>
+                  </pic:spPr>
+                </pic:pic>
+              </a:graphicData>
+            </a:graphic>
+          </wp:inline>
+        </w:drawing>
+      </w:r>
+    </w:p>
+    <w:p>
+      <w:pPr>
+        <w:ind w:firstLine="480"/>
+        <w:rPr>
+          <w:rFonts w:hint="eastAsia"/>
+          <w:sz w:val="24"/>
+        </w:rPr>
+      </w:pPr>
+    </w:p>
+    <w:p>
+      <w:pPr>
+        <w:ind w:firstLineChars="0" w:firstLine="0"/>
+        <w:rPr>
+          <w:rFonts w:hint="eastAsia"/>
+          <w:sz w:val="32"/>
+          <w:szCs w:val="32"/>
+        </w:rPr>
+      </w:pPr>
+      <w:r>
+        <w:rPr>
+          <w:rFonts w:hint="eastAsia"/>
+          <w:sz w:val="32"/>
+          <w:szCs w:val="32"/>
+        </w:rPr>
+        <w:t>二、模块介绍</w:t>
+      </w:r>
+    </w:p>
+    <w:p>
+      <w:pPr>
+        <w:ind w:firstLineChars="0" w:firstLine="0"/>
+        <w:rPr>
+          <w:rFonts w:hint="eastAsia"/>
+          <w:sz w:val="24"/>
+        </w:rPr>
+      </w:pPr>
+      <w:r>
+        <w:rPr>
+          <w:rFonts w:hint="eastAsia"/>
+          <w:sz w:val="24"/>
+        </w:rPr>
+        <w:t>1. cast.py</w:t>
+      </w:r>
+    </w:p>
+    <w:p>
+      <w:pPr>
+        <w:ind w:firstLine="480"/>
+        <w:rPr>
+          <w:b/>
+          <w:bCs/>
+          <w:sz w:val="24"/>
+        </w:rPr>
+      </w:pPr>
+      <w:r>
+        <w:rPr>
+          <w:rFonts w:hint="eastAsia"/>
+          <w:b/>
+          <w:bCs/>
+          <w:sz w:val="24"/>
+        </w:rPr>
+        <w:lastRenderedPageBreak/>
+        <w:t>AutoCastManager</w:t>
+      </w:r>
+    </w:p>
+    <w:p>
+      <w:pPr>
+        <w:ind w:firstLine="480"/>
+        <w:rPr>
+          <w:rFonts w:hint="eastAsia"/>
+          <w:sz w:val="24"/>
+        </w:rPr>
+      </w:pPr>
+      <w:r>
+        <w:rPr>
+          <w:rFonts w:hint="eastAsia"/>
+          <w:sz w:val="24"/>
+        </w:rPr>
+        <w:t>混合精度</w:t>
+      </w:r>
+      <w:r>
+        <w:rPr>
+          <w:rFonts w:hint="eastAsia"/>
+          <w:sz w:val="24"/>
+        </w:rPr>
+        <w:t>管理器：</w:t>
+      </w:r>
+      <w:r>
+        <w:rPr>
+          <w:rFonts w:hint="eastAsia"/>
+          <w:sz w:val="24"/>
+        </w:rPr>
+        <w:t>提供对计算图应用混合精度的方法</w:t>
+      </w:r>
+      <w:r>
+        <w:rPr>
+          <w:rFonts w:hint="eastAsia"/>
+          <w:sz w:val="24"/>
+        </w:rPr>
+        <w:t>。</w:t>
+      </w:r>
+    </w:p>
+    <w:p>
+      <w:pPr>
+        <w:ind w:firstLine="480"/>
+        <w:rPr>
+          <w:sz w:val="24"/>
+        </w:rPr>
+      </w:pPr>
+    </w:p>
+    <w:p>
+      <w:pPr>
+        <w:ind w:firstLine="480"/>
+        <w:rPr>
+          <w:b/>
+          <w:bCs/>
+          <w:sz w:val="24"/>
+        </w:rPr>
+      </w:pPr>
+      <w:r>
+        <w:rPr>
+          <w:rFonts w:hint="eastAsia"/>
+          <w:b/>
+          <w:bCs/>
+          <w:sz w:val="24"/>
+        </w:rPr>
+        <w:t>AutoCastManager</w:t>
+      </w:r>
+      <w:r>
+        <w:rPr>
+          <w:rFonts w:hint="eastAsia"/>
+          <w:b/>
+          <w:bCs/>
+          <w:sz w:val="24"/>
+        </w:rPr>
+        <w:t>.</w:t>
+      </w:r>
+      <w:r>
+        <w:rPr>
+          <w:rFonts w:hint="eastAsia"/>
+        </w:rPr>
+        <w:t xml:space="preserve"> </w:t>
+      </w:r>
+      <w:r>
+        <w:rPr>
+          <w:rFonts w:hint="eastAsia"/>
+          <w:b/>
+          <w:bCs/>
+          <w:sz w:val="24"/>
+        </w:rPr>
+        <w:t>apply_cast(graph, dtype)</w:t>
+      </w:r>
+    </w:p>
+    <w:p>
+      <w:pPr>
+        <w:ind w:firstLine="480"/>
+        <w:rPr>
+          <w:rFonts w:hint="eastAsia"/>
+          <w:sz w:val="24"/>
+        </w:rPr>
+      </w:pPr>
+      <w:r>
+        <w:rPr>
+          <w:rFonts w:hint="eastAsia"/>
+          <w:sz w:val="24"/>
+        </w:rPr>
+        <w:t>对计算图应用混合精度</w:t>
+      </w:r>
+      <w:r>
+        <w:rPr>
+          <w:rFonts w:hint="eastAsia"/>
+          <w:sz w:val="24"/>
+        </w:rPr>
+        <w:t>，在需要的位置插入Cast和DeCast算子。</w:t>
+      </w:r>
+    </w:p>
+    <w:p>
+      <w:pPr>
+        <w:ind w:firstLine="480"/>
+        <w:rPr>
+          <w:rFonts w:hint="eastAsia"/>
+          <w:sz w:val="24"/>
+        </w:rPr>
+      </w:pPr>
+    </w:p>
+    <w:p>
+      <w:pPr>
+        <w:ind w:firstLine="480"/>
+        <w:rPr>
+          <w:rFonts w:hint="eastAsia"/>
           <w:b/>
           <w:bCs/>
           <w:sz w:val="24"/>
@@ -354,6 +371,7 @@
       <w:pPr>
         <w:ind w:firstLine="480"/>
         <w:rPr>
+          <w:rFonts w:hint="eastAsia"/>
           <w:sz w:val="24"/>
         </w:rPr>
       </w:pPr>
@@ -378,43 +396,27 @@
       <w:pPr>
         <w:ind w:firstLine="480"/>
         <w:rPr>
-          <w:b/>
-          <w:bCs/>
-          <w:sz w:val="24"/>
-        </w:rPr>
-      </w:pPr>
-      <w:r>
-        <w:rPr>
-          <w:rFonts w:hint="eastAsia"/>
-          <w:b/>
-          <w:bCs/>
-          <w:sz w:val="24"/>
-        </w:rPr>
-        <w:t>GradScaler</w:t>
-      </w:r>
-      <w:r>
-        <w:rPr>
-          <w:rFonts w:hint="eastAsia"/>
-          <w:b/>
-          <w:bCs/>
-          <w:sz w:val="24"/>
-        </w:rPr>
-        <w:t>.</w:t>
-      </w:r>
-      <w:r>
-        <w:rPr>
-          <w:rFonts w:hint="eastAsia"/>
-          <w:b/>
-          <w:bCs/>
-          <w:sz w:val="24"/>
-        </w:rPr>
-        <w:t>scale(loss)</w:t>
-      </w:r>
-    </w:p>
-    <w:p>
-      <w:pPr>
-        <w:ind w:firstLine="480"/>
-        <w:rPr>
+          <w:rFonts w:hint="eastAsia"/>
+          <w:b/>
+          <w:bCs/>
+          <w:sz w:val="24"/>
+        </w:rPr>
+      </w:pPr>
+      <w:r>
+        <w:rPr>
+          <w:rFonts w:hint="eastAsia"/>
+          <w:b/>
+          <w:bCs/>
+          <w:sz w:val="24"/>
+        </w:rPr>
+        <w:t>GradScaler.scale(loss)</w:t>
+      </w:r>
+    </w:p>
+    <w:p>
+      <w:pPr>
+        <w:ind w:firstLine="480"/>
+        <w:rPr>
+          <w:rFonts w:hint="eastAsia"/>
           <w:sz w:val="24"/>
         </w:rPr>
       </w:pPr>
@@ -437,14 +439,16 @@
       <w:pPr>
         <w:ind w:firstLine="480"/>
         <w:rPr>
-          <w:sz w:val="24"/>
-        </w:rPr>
-      </w:pPr>
-    </w:p>
-    <w:p>
-      <w:pPr>
-        <w:ind w:firstLine="480"/>
-        <w:rPr>
+          <w:rFonts w:hint="eastAsia"/>
+          <w:sz w:val="24"/>
+        </w:rPr>
+      </w:pPr>
+    </w:p>
+    <w:p>
+      <w:pPr>
+        <w:ind w:firstLine="480"/>
+        <w:rPr>
+          <w:rFonts w:hint="eastAsia"/>
           <w:sz w:val="24"/>
         </w:rPr>
       </w:pPr>
@@ -477,6 +481,7 @@
       <w:pPr>
         <w:ind w:firstLine="480"/>
         <w:rPr>
+          <w:rFonts w:hint="eastAsia"/>
           <w:sz w:val="24"/>
         </w:rPr>
       </w:pPr>
@@ -499,6 +504,7 @@
       <w:pPr>
         <w:ind w:firstLine="480"/>
         <w:rPr>
+          <w:rFonts w:hint="eastAsia"/>
           <w:sz w:val="24"/>
         </w:rPr>
       </w:pPr>
@@ -542,6 +548,7 @@
       <w:pPr>
         <w:ind w:firstLine="480"/>
         <w:rPr>
+          <w:rFonts w:hint="eastAsia"/>
           <w:sz w:val="24"/>
         </w:rPr>
       </w:pPr>
@@ -613,6 +620,7 @@
       <w:pPr>
         <w:ind w:firstLine="480"/>
         <w:rPr>
+          <w:rFonts w:hint="eastAsia"/>
           <w:sz w:val="24"/>
         </w:rPr>
       </w:pPr>
@@ -630,6 +638,7 @@
           <w:rFonts w:hint="eastAsia"/>
           <w:sz w:val="24"/>
         </w:rPr>
+        <w:lastRenderedPageBreak/>
         <w:t>2.functions.py</w:t>
       </w:r>
     </w:p>
@@ -637,6 +646,7 @@
       <w:pPr>
         <w:ind w:firstLine="480"/>
         <w:rPr>
+          <w:rFonts w:hint="eastAsia"/>
           <w:b/>
           <w:bCs/>
           <w:sz w:val="24"/>
@@ -681,7 +691,6 @@
           <w:rFonts w:hint="eastAsia"/>
           <w:sz w:val="24"/>
         </w:rPr>
-        <w:lastRenderedPageBreak/>
         <w:t xml:space="preserve">resist_cast: </w:t>
       </w:r>
       <w:r>
@@ -696,13 +705,28 @@
           <w:rFonts w:hint="eastAsia"/>
           <w:sz w:val="24"/>
         </w:rPr>
-        <w:t>从Config.current_dtype提高到np.float32</w:t>
-      </w:r>
-    </w:p>
-    <w:p>
-      <w:pPr>
-        <w:ind w:firstLine="480"/>
-        <w:rPr>
+        <w:t>从</w:t>
+      </w:r>
+      <w:r>
+        <w:rPr>
+          <w:rFonts w:hint="eastAsia"/>
+          <w:sz w:val="24"/>
+        </w:rPr>
+        <w:t>目标</w:t>
+      </w:r>
+      <w:r>
+        <w:rPr>
+          <w:rFonts w:hint="eastAsia"/>
+          <w:sz w:val="24"/>
+        </w:rPr>
+        <w:t>dtype提高到np.float32</w:t>
+      </w:r>
+    </w:p>
+    <w:p>
+      <w:pPr>
+        <w:ind w:firstLine="480"/>
+        <w:rPr>
+          <w:rFonts w:hint="eastAsia"/>
           <w:sz w:val="24"/>
         </w:rPr>
       </w:pPr>
@@ -725,18 +749,27 @@
           <w:rFonts w:hint="eastAsia"/>
           <w:sz w:val="24"/>
         </w:rPr>
-        <w:t>降低精度至Config.current_dtype</w:t>
-      </w:r>
-    </w:p>
-    <w:p>
-      <w:pPr>
-        <w:ind w:firstLine="480"/>
-        <w:rPr>
-          <w:sz w:val="24"/>
-        </w:rPr>
-      </w:pPr>
-      <w:r>
-        <w:rPr>
+        <w:t>降低精度至</w:t>
+      </w:r>
+      <w:r>
+        <w:rPr>
+          <w:rFonts w:hint="eastAsia"/>
+          <w:sz w:val="24"/>
+        </w:rPr>
+        <w:t>目标dtype</w:t>
+      </w:r>
+    </w:p>
+    <w:p>
+      <w:pPr>
+        <w:ind w:firstLine="480"/>
+        <w:rPr>
+          <w:rFonts w:hint="eastAsia"/>
+          <w:sz w:val="24"/>
+        </w:rPr>
+      </w:pPr>
+      <w:r>
+        <w:rPr>
+          <w:noProof/>
           <w:sz w:val="24"/>
         </w:rPr>
         <w:drawing>
@@ -755,7 +788,7 @@
                     <pic:cNvPicPr/>
                   </pic:nvPicPr>
                   <pic:blipFill>
-                    <a:blip r:embed="rId7"/>
+                    <a:blip r:embed="rId8"/>
                     <a:stretch>
                       <a:fillRect/>
                     </a:stretch>
@@ -780,14 +813,16 @@
       <w:pPr>
         <w:ind w:firstLine="480"/>
         <w:rPr>
-          <w:sz w:val="24"/>
-        </w:rPr>
-      </w:pPr>
-    </w:p>
-    <w:p>
-      <w:pPr>
-        <w:ind w:firstLine="480"/>
-        <w:rPr>
+          <w:rFonts w:hint="eastAsia"/>
+          <w:sz w:val="24"/>
+        </w:rPr>
+      </w:pPr>
+    </w:p>
+    <w:p>
+      <w:pPr>
+        <w:ind w:firstLine="480"/>
+        <w:rPr>
+          <w:rFonts w:hint="eastAsia"/>
           <w:b/>
           <w:bCs/>
           <w:sz w:val="24"/>
@@ -807,6 +842,7 @@
       <w:pPr>
         <w:ind w:firstLine="480"/>
         <w:rPr>
+          <w:rFonts w:hint="eastAsia"/>
           <w:sz w:val="24"/>
         </w:rPr>
       </w:pPr>
@@ -832,18 +868,20 @@
         </w:tabs>
         <w:ind w:firstLine="480"/>
         <w:rPr>
-          <w:sz w:val="24"/>
-        </w:rPr>
-      </w:pPr>
-      <w:r>
-        <w:rPr>
-          <w:sz w:val="24"/>
-        </w:rPr>
+          <w:rFonts w:hint="eastAsia"/>
+          <w:sz w:val="24"/>
+        </w:rPr>
+      </w:pPr>
+      <w:r>
+        <w:rPr>
+          <w:sz w:val="24"/>
+        </w:rPr>
+        <w:lastRenderedPageBreak/>
         <w:drawing>
-          <wp:inline distT="0" distB="0" distL="0" distR="0" wp14:anchorId="1DD99953" wp14:editId="1273D8D9">
-            <wp:extent cx="3524250" cy="1458325"/>
-            <wp:effectExtent l="0" t="0" r="0" b="8890"/>
-            <wp:docPr id="1187330239" name="图片 1"/>
+          <wp:inline distT="0" distB="0" distL="0" distR="0" wp14:anchorId="1A037A70" wp14:editId="7DF174DC">
+            <wp:extent cx="3875498" cy="1969477"/>
+            <wp:effectExtent l="0" t="0" r="0" b="0"/>
+            <wp:docPr id="1505075016" name="图片 1"/>
             <wp:cNvGraphicFramePr>
               <a:graphicFrameLocks xmlns:a="http://schemas.openxmlformats.org/drawingml/2006/main" noChangeAspect="1"/>
             </wp:cNvGraphicFramePr>
@@ -851,11 +889,11 @@
               <a:graphicData uri="http://schemas.openxmlformats.org/drawingml/2006/picture">
                 <pic:pic xmlns:pic="http://schemas.openxmlformats.org/drawingml/2006/picture">
                   <pic:nvPicPr>
-                    <pic:cNvPr id="1187330239" name=""/>
+                    <pic:cNvPr id="1505075016" name=""/>
                     <pic:cNvPicPr/>
                   </pic:nvPicPr>
                   <pic:blipFill>
-                    <a:blip r:embed="rId8"/>
+                    <a:blip r:embed="rId9"/>
                     <a:stretch>
                       <a:fillRect/>
                     </a:stretch>
@@ -863,7 +901,7 @@
                   <pic:spPr>
                     <a:xfrm>
                       <a:off x="0" y="0"/>
-                      <a:ext cx="3527076" cy="1459494"/>
+                      <a:ext cx="3880326" cy="1971930"/>
                     </a:xfrm>
                     <a:prstGeom prst="rect">
                       <a:avLst/>
@@ -883,14 +921,16 @@
         </w:tabs>
         <w:ind w:firstLine="480"/>
         <w:rPr>
-          <w:sz w:val="24"/>
-        </w:rPr>
-      </w:pPr>
-    </w:p>
-    <w:p>
-      <w:pPr>
-        <w:ind w:firstLine="480"/>
-        <w:rPr>
+          <w:rFonts w:hint="eastAsia"/>
+          <w:sz w:val="24"/>
+        </w:rPr>
+      </w:pPr>
+    </w:p>
+    <w:p>
+      <w:pPr>
+        <w:ind w:firstLine="480"/>
+        <w:rPr>
+          <w:rFonts w:hint="eastAsia"/>
           <w:b/>
           <w:bCs/>
           <w:sz w:val="24"/>
@@ -910,6 +950,7 @@
       <w:pPr>
         <w:ind w:firstLine="480"/>
         <w:rPr>
+          <w:rFonts w:hint="eastAsia"/>
           <w:sz w:val="24"/>
         </w:rPr>
       </w:pPr>
@@ -939,6 +980,7 @@
       <w:pPr>
         <w:ind w:firstLine="480"/>
         <w:rPr>
+          <w:rFonts w:hint="eastAsia"/>
           <w:sz w:val="24"/>
         </w:rPr>
       </w:pPr>
@@ -947,34 +989,51 @@
       <w:pPr>
         <w:ind w:firstLineChars="0" w:firstLine="0"/>
         <w:rPr>
-          <w:sz w:val="24"/>
-        </w:rPr>
-      </w:pPr>
-      <w:r>
-        <w:rPr>
-          <w:rFonts w:hint="eastAsia"/>
-          <w:sz w:val="24"/>
-        </w:rPr>
-        <w:t>3. core.py</w:t>
-      </w:r>
-    </w:p>
-    <w:p>
-      <w:pPr>
-        <w:ind w:firstLine="480"/>
-        <w:rPr>
-          <w:b/>
-          <w:bCs/>
-          <w:sz w:val="24"/>
-        </w:rPr>
-      </w:pPr>
-      <w:r>
-        <w:rPr>
-          <w:rFonts w:hint="eastAsia"/>
-          <w:b/>
-          <w:bCs/>
-          <w:sz w:val="24"/>
-        </w:rPr>
-        <w:t>Function</w:t>
+          <w:rFonts w:hint="eastAsia"/>
+          <w:sz w:val="24"/>
+        </w:rPr>
+      </w:pPr>
+      <w:r>
+        <w:rPr>
+          <w:rFonts w:hint="eastAsia"/>
+          <w:sz w:val="24"/>
+        </w:rPr>
+        <w:t xml:space="preserve">3. </w:t>
+      </w:r>
+      <w:r>
+        <w:rPr>
+          <w:rFonts w:hint="eastAsia"/>
+          <w:sz w:val="24"/>
+        </w:rPr>
+        <w:t>graphoptimizer</w:t>
+      </w:r>
+      <w:r>
+        <w:rPr>
+          <w:rFonts w:hint="eastAsia"/>
+          <w:sz w:val="24"/>
+        </w:rPr>
+        <w:t>.py</w:t>
+      </w:r>
+    </w:p>
+    <w:p>
+      <w:pPr>
+        <w:ind w:firstLine="480"/>
+        <w:rPr>
+          <w:rFonts w:hint="eastAsia"/>
+          <w:b/>
+          <w:bCs/>
+          <w:sz w:val="24"/>
+        </w:rPr>
+      </w:pPr>
+      <w:bookmarkStart w:id="0" w:name="_Hlk230214760"/>
+      <w:r>
+        <w:rPr>
+          <w:rFonts w:hint="eastAsia"/>
+          <w:b/>
+          <w:bCs/>
+          <w:sz w:val="24"/>
+        </w:rPr>
+        <w:t>GraphOptimizer</w:t>
       </w:r>
       <w:r>
         <w:rPr>
@@ -993,33 +1052,124 @@
         </w:rPr>
         <w:t xml:space="preserve"> </w:t>
       </w:r>
-      <w:r>
-        <w:rPr>
-          <w:rFonts w:hint="eastAsia"/>
-          <w:b/>
-          <w:bCs/>
-          <w:sz w:val="24"/>
-        </w:rPr>
-        <w:t>auto_cast(xs)</w:t>
-      </w:r>
-    </w:p>
-    <w:p>
-      <w:pPr>
-        <w:ind w:firstLine="480"/>
-        <w:rPr>
-          <w:rFonts w:hint="eastAsia"/>
-          <w:sz w:val="24"/>
-        </w:rPr>
-      </w:pPr>
-      <w:r>
-        <w:rPr>
-          <w:rFonts w:hint="eastAsia"/>
-          <w:sz w:val="24"/>
-        </w:rPr>
-        <w:t>检查算子是否需要降低/提高精度，在计算图中自动添加Cast/Decast算子。</w:t>
-      </w:r>
+      <w:bookmarkEnd w:id="0"/>
+      <w:r>
+        <w:rPr>
+          <w:rFonts w:hint="eastAsia"/>
+          <w:b/>
+          <w:bCs/>
+          <w:sz w:val="24"/>
+        </w:rPr>
+        <w:t>graph_apply_cast(graph, dtype)</w:t>
+      </w:r>
+    </w:p>
+    <w:p>
+      <w:pPr>
+        <w:ind w:firstLine="480"/>
+        <w:rPr>
+          <w:sz w:val="24"/>
+        </w:rPr>
+      </w:pPr>
+      <w:r>
+        <w:rPr>
+          <w:rFonts w:hint="eastAsia"/>
+          <w:sz w:val="24"/>
+        </w:rPr>
+        <w:t>面向用户的工具函数</w:t>
+      </w:r>
+      <w:r>
+        <w:rPr>
+          <w:rFonts w:hint="eastAsia"/>
+          <w:sz w:val="24"/>
+        </w:rPr>
+        <w:t>，在计算图中自动添加Cast/Decast算子。</w:t>
+      </w:r>
+    </w:p>
+    <w:p>
+      <w:pPr>
+        <w:ind w:firstLine="480"/>
+        <w:rPr>
+          <w:sz w:val="24"/>
+        </w:rPr>
+      </w:pPr>
+    </w:p>
+    <w:p>
+      <w:pPr>
+        <w:ind w:firstLine="480"/>
+        <w:rPr>
+          <w:b/>
+          <w:bCs/>
+          <w:sz w:val="24"/>
+        </w:rPr>
+      </w:pPr>
+      <w:r>
+        <w:rPr>
+          <w:rFonts w:hint="eastAsia"/>
+          <w:b/>
+          <w:bCs/>
+          <w:sz w:val="24"/>
+        </w:rPr>
+        <w:t>GraphOptimizer</w:t>
+      </w:r>
+      <w:r>
+        <w:rPr>
+          <w:rFonts w:hint="eastAsia"/>
+          <w:b/>
+          <w:bCs/>
+          <w:sz w:val="24"/>
+        </w:rPr>
+        <w:t>.</w:t>
+      </w:r>
+      <w:r>
+        <w:rPr>
+          <w:rFonts w:hint="eastAsia"/>
+          <w:b/>
+          <w:bCs/>
+          <w:sz w:val="24"/>
+        </w:rPr>
+        <w:t xml:space="preserve"> auto_optimize(model, sample_input)</w:t>
+      </w:r>
+    </w:p>
+    <w:p>
+      <w:pPr>
+        <w:ind w:firstLine="480"/>
+        <w:rPr>
+          <w:sz w:val="24"/>
+        </w:rPr>
+      </w:pPr>
+      <w:r>
+        <w:rPr>
+          <w:rFonts w:hint="eastAsia"/>
+          <w:sz w:val="24"/>
+        </w:rPr>
+        <w:t>自动将模型转换为静态计算图并应用融合算子与自动精度，返回图执行器</w:t>
+      </w:r>
+      <w:r>
+        <w:rPr>
+          <w:rFonts w:hint="eastAsia"/>
+          <w:sz w:val="24"/>
+        </w:rPr>
+        <w:t>。</w:t>
+      </w:r>
+    </w:p>
+    <w:p>
+      <w:pPr>
+        <w:ind w:firstLine="480"/>
+        <w:rPr>
+          <w:rFonts w:hint="eastAsia"/>
+          <w:b/>
+          <w:bCs/>
+          <w:sz w:val="24"/>
+        </w:rPr>
+      </w:pPr>
     </w:p>
     <w:sectPr>
+      <w:headerReference w:type="even" r:id="rId10"/>
+      <w:headerReference w:type="default" r:id="rId11"/>
+      <w:footerReference w:type="even" r:id="rId12"/>
+      <w:footerReference w:type="default" r:id="rId13"/>
+      <w:headerReference w:type="first" r:id="rId14"/>
+      <w:footerReference w:type="first" r:id="rId15"/>
       <w:pgSz w:w="11906" w:h="16838"/>
       <w:pgMar w:top="1440" w:right="1800" w:bottom="1440" w:left="1800" w:header="851" w:footer="992" w:gutter="0"/>
       <w:cols w:space="425"/>
@@ -1027,6 +1177,156 @@
     </w:sectPr>
   </w:body>
 </w:document>
+</file>
+
+<file path=word/endnotes.xml><?xml version="1.0" encoding="utf-8"?>
+<w:endnotes xmlns:wpc="http://schemas.microsoft.com/office/word/2010/wordprocessingCanvas" xmlns:cx="http://schemas.microsoft.com/office/drawing/2014/chartex" xmlns:cx1="http://schemas.microsoft.com/office/drawing/2015/9/8/chartex" xmlns:cx2="http://schemas.microsoft.com/office/drawing/2015/10/21/chartex" xmlns:cx3="http://schemas.microsoft.com/office/drawing/2016/5/9/chartex" xmlns:cx4="http://schemas.microsoft.com/office/drawing/2016/5/10/chartex" xmlns:cx5="http://schemas.microsoft.com/office/drawing/2016/5/11/chartex" xmlns:cx6="http://schemas.microsoft.com/office/drawing/2016/5/12/chartex" xmlns:cx7="http://schemas.microsoft.com/office/drawing/2016/5/13/chartex" xmlns:cx8="http://schemas.microsoft.com/office/drawing/2016/5/14/chartex" xmlns:mc="http://schemas.openxmlformats.org/markup-compatibility/2006" xmlns:aink="http://schemas.microsoft.com/office/drawing/2016/ink" xmlns:am3d="http://schemas.microsoft.com/office/drawing/2017/model3d" xmlns:o="urn:schemas-microsoft-com:office:office" xmlns:oel="http://schemas.microsoft.com/office/2019/extlst" xmlns:r="http://schemas.openxmlformats.org/officeDocument/2006/relationships" xmlns:m="http://schemas.openxmlformats.org/officeDocument/2006/math" xmlns:v="urn:schemas-microsoft-com:vml" xmlns:wp14="http://schemas.microsoft.com/office/word/2010/wordprocessingDrawing" xmlns:wp="http://schemas.openxmlformats.org/drawingml/2006/wordprocessingDrawing" xmlns:w10="urn:schemas-microsoft-com:office:word" xmlns:w="http://schemas.openxmlformats.org/wordprocessingml/2006/main" xmlns:w14="http://schemas.microsoft.com/office/word/2010/wordml" xmlns:w15="http://schemas.microsoft.com/office/word/2012/wordml" xmlns:w16cex="http://schemas.microsoft.com/office/word/2018/wordml/cex" xmlns:w16cid="http://schemas.microsoft.com/office/word/2016/wordml/cid" xmlns:w16="http://schemas.microsoft.com/office/word/2018/wordml" xmlns:w16du="http://schemas.microsoft.com/office/word/2023/wordml/word16du" xmlns:w16sdtdh="http://schemas.microsoft.com/office/word/2020/wordml/sdtdatahash" xmlns:w16se="http://schemas.microsoft.com/office/word/2015/wordml/symex" xmlns:wpg="http://schemas.microsoft.com/office/word/2010/wordprocessingGroup" xmlns:wpi="http://schemas.microsoft.com/office/word/2010/wordprocessingInk" xmlns:wne="http://schemas.microsoft.com/office/word/2006/wordml" xmlns:wps="http://schemas.microsoft.com/office/word/2010/wordprocessingShape" mc:Ignorable="w14 w15 w16se w16cid w16 w16cex w16sdtdh w16du wp14">
+  <w:endnote w:type="separator" w:id="-1">
+    <w:p>
+      <w:pPr>
+        <w:spacing w:after="0" w:line="240" w:lineRule="auto"/>
+        <w:ind w:firstLine="440"/>
+        <w:rPr>
+          <w:rFonts w:hint="eastAsia"/>
+        </w:rPr>
+      </w:pPr>
+      <w:r>
+        <w:separator/>
+      </w:r>
+    </w:p>
+  </w:endnote>
+  <w:endnote w:type="continuationSeparator" w:id="0">
+    <w:p>
+      <w:pPr>
+        <w:spacing w:after="0" w:line="240" w:lineRule="auto"/>
+        <w:ind w:firstLine="440"/>
+        <w:rPr>
+          <w:rFonts w:hint="eastAsia"/>
+        </w:rPr>
+      </w:pPr>
+      <w:r>
+        <w:continuationSeparator/>
+      </w:r>
+    </w:p>
+  </w:endnote>
+</w:endnotes>
+</file>
+
+<file path=word/footer1.xml><?xml version="1.0" encoding="utf-8"?>
+<w:ftr xmlns:wpc="http://schemas.microsoft.com/office/word/2010/wordprocessingCanvas" xmlns:cx="http://schemas.microsoft.com/office/drawing/2014/chartex" xmlns:cx1="http://schemas.microsoft.com/office/drawing/2015/9/8/chartex" xmlns:cx2="http://schemas.microsoft.com/office/drawing/2015/10/21/chartex" xmlns:cx3="http://schemas.microsoft.com/office/drawing/2016/5/9/chartex" xmlns:cx4="http://schemas.microsoft.com/office/drawing/2016/5/10/chartex" xmlns:cx5="http://schemas.microsoft.com/office/drawing/2016/5/11/chartex" xmlns:cx6="http://schemas.microsoft.com/office/drawing/2016/5/12/chartex" xmlns:cx7="http://schemas.microsoft.com/office/drawing/2016/5/13/chartex" xmlns:cx8="http://schemas.microsoft.com/office/drawing/2016/5/14/chartex" xmlns:mc="http://schemas.openxmlformats.org/markup-compatibility/2006" xmlns:aink="http://schemas.microsoft.com/office/drawing/2016/ink" xmlns:am3d="http://schemas.microsoft.com/office/drawing/2017/model3d" xmlns:o="urn:schemas-microsoft-com:office:office" xmlns:oel="http://schemas.microsoft.com/office/2019/extlst" xmlns:r="http://schemas.openxmlformats.org/officeDocument/2006/relationships" xmlns:m="http://schemas.openxmlformats.org/officeDocument/2006/math" xmlns:v="urn:schemas-microsoft-com:vml" xmlns:wp14="http://schemas.microsoft.com/office/word/2010/wordprocessingDrawing" xmlns:wp="http://schemas.openxmlformats.org/drawingml/2006/wordprocessingDrawing" xmlns:w10="urn:schemas-microsoft-com:office:word" xmlns:w="http://schemas.openxmlformats.org/wordprocessingml/2006/main" xmlns:w14="http://schemas.microsoft.com/office/word/2010/wordml" xmlns:w15="http://schemas.microsoft.com/office/word/2012/wordml" xmlns:w16cex="http://schemas.microsoft.com/office/word/2018/wordml/cex" xmlns:w16cid="http://schemas.microsoft.com/office/word/2016/wordml/cid" xmlns:w16="http://schemas.microsoft.com/office/word/2018/wordml" xmlns:w16du="http://schemas.microsoft.com/office/word/2023/wordml/word16du" xmlns:w16sdtdh="http://schemas.microsoft.com/office/word/2020/wordml/sdtdatahash" xmlns:w16se="http://schemas.microsoft.com/office/word/2015/wordml/symex" xmlns:wpg="http://schemas.microsoft.com/office/word/2010/wordprocessingGroup" xmlns:wpi="http://schemas.microsoft.com/office/word/2010/wordprocessingInk" xmlns:wne="http://schemas.microsoft.com/office/word/2006/wordml" xmlns:wps="http://schemas.microsoft.com/office/word/2010/wordprocessingShape" mc:Ignorable="w14 w15 w16se w16cid w16 w16cex w16sdtdh w16du wp14">
+  <w:p>
+    <w:pPr>
+      <w:pStyle w:val="a5"/>
+      <w:ind w:firstLine="360"/>
+      <w:rPr>
+        <w:rFonts w:hint="eastAsia"/>
+      </w:rPr>
+    </w:pPr>
+  </w:p>
+</w:ftr>
+</file>
+
+<file path=word/footer2.xml><?xml version="1.0" encoding="utf-8"?>
+<w:ftr xmlns:wpc="http://schemas.microsoft.com/office/word/2010/wordprocessingCanvas" xmlns:cx="http://schemas.microsoft.com/office/drawing/2014/chartex" xmlns:cx1="http://schemas.microsoft.com/office/drawing/2015/9/8/chartex" xmlns:cx2="http://schemas.microsoft.com/office/drawing/2015/10/21/chartex" xmlns:cx3="http://schemas.microsoft.com/office/drawing/2016/5/9/chartex" xmlns:cx4="http://schemas.microsoft.com/office/drawing/2016/5/10/chartex" xmlns:cx5="http://schemas.microsoft.com/office/drawing/2016/5/11/chartex" xmlns:cx6="http://schemas.microsoft.com/office/drawing/2016/5/12/chartex" xmlns:cx7="http://schemas.microsoft.com/office/drawing/2016/5/13/chartex" xmlns:cx8="http://schemas.microsoft.com/office/drawing/2016/5/14/chartex" xmlns:mc="http://schemas.openxmlformats.org/markup-compatibility/2006" xmlns:aink="http://schemas.microsoft.com/office/drawing/2016/ink" xmlns:am3d="http://schemas.microsoft.com/office/drawing/2017/model3d" xmlns:o="urn:schemas-microsoft-com:office:office" xmlns:oel="http://schemas.microsoft.com/office/2019/extlst" xmlns:r="http://schemas.openxmlformats.org/officeDocument/2006/relationships" xmlns:m="http://schemas.openxmlformats.org/officeDocument/2006/math" xmlns:v="urn:schemas-microsoft-com:vml" xmlns:wp14="http://schemas.microsoft.com/office/word/2010/wordprocessingDrawing" xmlns:wp="http://schemas.openxmlformats.org/drawingml/2006/wordprocessingDrawing" xmlns:w10="urn:schemas-microsoft-com:office:word" xmlns:w="http://schemas.openxmlformats.org/wordprocessingml/2006/main" xmlns:w14="http://schemas.microsoft.com/office/word/2010/wordml" xmlns:w15="http://schemas.microsoft.com/office/word/2012/wordml" xmlns:w16cex="http://schemas.microsoft.com/office/word/2018/wordml/cex" xmlns:w16cid="http://schemas.microsoft.com/office/word/2016/wordml/cid" xmlns:w16="http://schemas.microsoft.com/office/word/2018/wordml" xmlns:w16du="http://schemas.microsoft.com/office/word/2023/wordml/word16du" xmlns:w16sdtdh="http://schemas.microsoft.com/office/word/2020/wordml/sdtdatahash" xmlns:w16se="http://schemas.microsoft.com/office/word/2015/wordml/symex" xmlns:wpg="http://schemas.microsoft.com/office/word/2010/wordprocessingGroup" xmlns:wpi="http://schemas.microsoft.com/office/word/2010/wordprocessingInk" xmlns:wne="http://schemas.microsoft.com/office/word/2006/wordml" xmlns:wps="http://schemas.microsoft.com/office/word/2010/wordprocessingShape" mc:Ignorable="w14 w15 w16se w16cid w16 w16cex w16sdtdh w16du wp14">
+  <w:p>
+    <w:pPr>
+      <w:pStyle w:val="a5"/>
+      <w:ind w:firstLine="360"/>
+      <w:rPr>
+        <w:rFonts w:hint="eastAsia"/>
+      </w:rPr>
+    </w:pPr>
+  </w:p>
+</w:ftr>
+</file>
+
+<file path=word/footer3.xml><?xml version="1.0" encoding="utf-8"?>
+<w:ftr xmlns:wpc="http://schemas.microsoft.com/office/word/2010/wordprocessingCanvas" xmlns:cx="http://schemas.microsoft.com/office/drawing/2014/chartex" xmlns:cx1="http://schemas.microsoft.com/office/drawing/2015/9/8/chartex" xmlns:cx2="http://schemas.microsoft.com/office/drawing/2015/10/21/chartex" xmlns:cx3="http://schemas.microsoft.com/office/drawing/2016/5/9/chartex" xmlns:cx4="http://schemas.microsoft.com/office/drawing/2016/5/10/chartex" xmlns:cx5="http://schemas.microsoft.com/office/drawing/2016/5/11/chartex" xmlns:cx6="http://schemas.microsoft.com/office/drawing/2016/5/12/chartex" xmlns:cx7="http://schemas.microsoft.com/office/drawing/2016/5/13/chartex" xmlns:cx8="http://schemas.microsoft.com/office/drawing/2016/5/14/chartex" xmlns:mc="http://schemas.openxmlformats.org/markup-compatibility/2006" xmlns:aink="http://schemas.microsoft.com/office/drawing/2016/ink" xmlns:am3d="http://schemas.microsoft.com/office/drawing/2017/model3d" xmlns:o="urn:schemas-microsoft-com:office:office" xmlns:oel="http://schemas.microsoft.com/office/2019/extlst" xmlns:r="http://schemas.openxmlformats.org/officeDocument/2006/relationships" xmlns:m="http://schemas.openxmlformats.org/officeDocument/2006/math" xmlns:v="urn:schemas-microsoft-com:vml" xmlns:wp14="http://schemas.microsoft.com/office/word/2010/wordprocessingDrawing" xmlns:wp="http://schemas.openxmlformats.org/drawingml/2006/wordprocessingDrawing" xmlns:w10="urn:schemas-microsoft-com:office:word" xmlns:w="http://schemas.openxmlformats.org/wordprocessingml/2006/main" xmlns:w14="http://schemas.microsoft.com/office/word/2010/wordml" xmlns:w15="http://schemas.microsoft.com/office/word/2012/wordml" xmlns:w16cex="http://schemas.microsoft.com/office/word/2018/wordml/cex" xmlns:w16cid="http://schemas.microsoft.com/office/word/2016/wordml/cid" xmlns:w16="http://schemas.microsoft.com/office/word/2018/wordml" xmlns:w16du="http://schemas.microsoft.com/office/word/2023/wordml/word16du" xmlns:w16sdtdh="http://schemas.microsoft.com/office/word/2020/wordml/sdtdatahash" xmlns:w16se="http://schemas.microsoft.com/office/word/2015/wordml/symex" xmlns:wpg="http://schemas.microsoft.com/office/word/2010/wordprocessingGroup" xmlns:wpi="http://schemas.microsoft.com/office/word/2010/wordprocessingInk" xmlns:wne="http://schemas.microsoft.com/office/word/2006/wordml" xmlns:wps="http://schemas.microsoft.com/office/word/2010/wordprocessingShape" mc:Ignorable="w14 w15 w16se w16cid w16 w16cex w16sdtdh w16du wp14">
+  <w:p>
+    <w:pPr>
+      <w:pStyle w:val="a5"/>
+      <w:ind w:firstLine="360"/>
+      <w:rPr>
+        <w:rFonts w:hint="eastAsia"/>
+      </w:rPr>
+    </w:pPr>
+  </w:p>
+</w:ftr>
+</file>
+
+<file path=word/footnotes.xml><?xml version="1.0" encoding="utf-8"?>
+<w:footnotes xmlns:wpc="http://schemas.microsoft.com/office/word/2010/wordprocessingCanvas" xmlns:cx="http://schemas.microsoft.com/office/drawing/2014/chartex" xmlns:cx1="http://schemas.microsoft.com/office/drawing/2015/9/8/chartex" xmlns:cx2="http://schemas.microsoft.com/office/drawing/2015/10/21/chartex" xmlns:cx3="http://schemas.microsoft.com/office/drawing/2016/5/9/chartex" xmlns:cx4="http://schemas.microsoft.com/office/drawing/2016/5/10/chartex" xmlns:cx5="http://schemas.microsoft.com/office/drawing/2016/5/11/chartex" xmlns:cx6="http://schemas.microsoft.com/office/drawing/2016/5/12/chartex" xmlns:cx7="http://schemas.microsoft.com/office/drawing/2016/5/13/chartex" xmlns:cx8="http://schemas.microsoft.com/office/drawing/2016/5/14/chartex" xmlns:mc="http://schemas.openxmlformats.org/markup-compatibility/2006" xmlns:aink="http://schemas.microsoft.com/office/drawing/2016/ink" xmlns:am3d="http://schemas.microsoft.com/office/drawing/2017/model3d" xmlns:o="urn:schemas-microsoft-com:office:office" xmlns:oel="http://schemas.microsoft.com/office/2019/extlst" xmlns:r="http://schemas.openxmlformats.org/officeDocument/2006/relationships" xmlns:m="http://schemas.openxmlformats.org/officeDocument/2006/math" xmlns:v="urn:schemas-microsoft-com:vml" xmlns:wp14="http://schemas.microsoft.com/office/word/2010/wordprocessingDrawing" xmlns:wp="http://schemas.openxmlformats.org/drawingml/2006/wordprocessingDrawing" xmlns:w10="urn:schemas-microsoft-com:office:word" xmlns:w="http://schemas.openxmlformats.org/wordprocessingml/2006/main" xmlns:w14="http://schemas.microsoft.com/office/word/2010/wordml" xmlns:w15="http://schemas.microsoft.com/office/word/2012/wordml" xmlns:w16cex="http://schemas.microsoft.com/office/word/2018/wordml/cex" xmlns:w16cid="http://schemas.microsoft.com/office/word/2016/wordml/cid" xmlns:w16="http://schemas.microsoft.com/office/word/2018/wordml" xmlns:w16du="http://schemas.microsoft.com/office/word/2023/wordml/word16du" xmlns:w16sdtdh="http://schemas.microsoft.com/office/word/2020/wordml/sdtdatahash" xmlns:w16se="http://schemas.microsoft.com/office/word/2015/wordml/symex" xmlns:wpg="http://schemas.microsoft.com/office/word/2010/wordprocessingGroup" xmlns:wpi="http://schemas.microsoft.com/office/word/2010/wordprocessingInk" xmlns:wne="http://schemas.microsoft.com/office/word/2006/wordml" xmlns:wps="http://schemas.microsoft.com/office/word/2010/wordprocessingShape" mc:Ignorable="w14 w15 w16se w16cid w16 w16cex w16sdtdh w16du wp14">
+  <w:footnote w:type="separator" w:id="-1">
+    <w:p>
+      <w:pPr>
+        <w:spacing w:after="0" w:line="240" w:lineRule="auto"/>
+        <w:ind w:firstLine="440"/>
+        <w:rPr>
+          <w:rFonts w:hint="eastAsia"/>
+        </w:rPr>
+      </w:pPr>
+      <w:r>
+        <w:separator/>
+      </w:r>
+    </w:p>
+  </w:footnote>
+  <w:footnote w:type="continuationSeparator" w:id="0">
+    <w:p>
+      <w:pPr>
+        <w:spacing w:after="0" w:line="240" w:lineRule="auto"/>
+        <w:ind w:firstLine="440"/>
+        <w:rPr>
+          <w:rFonts w:hint="eastAsia"/>
+        </w:rPr>
+      </w:pPr>
+      <w:r>
+        <w:continuationSeparator/>
+      </w:r>
+    </w:p>
+  </w:footnote>
+</w:footnotes>
+</file>
+
+<file path=word/header1.xml><?xml version="1.0" encoding="utf-8"?>
+<w:hdr xmlns:wpc="http://schemas.microsoft.com/office/word/2010/wordprocessingCanvas" xmlns:cx="http://schemas.microsoft.com/office/drawing/2014/chartex" xmlns:cx1="http://schemas.microsoft.com/office/drawing/2015/9/8/chartex" xmlns:cx2="http://schemas.microsoft.com/office/drawing/2015/10/21/chartex" xmlns:cx3="http://schemas.microsoft.com/office/drawing/2016/5/9/chartex" xmlns:cx4="http://schemas.microsoft.com/office/drawing/2016/5/10/chartex" xmlns:cx5="http://schemas.microsoft.com/office/drawing/2016/5/11/chartex" xmlns:cx6="http://schemas.microsoft.com/office/drawing/2016/5/12/chartex" xmlns:cx7="http://schemas.microsoft.com/office/drawing/2016/5/13/chartex" xmlns:cx8="http://schemas.microsoft.com/office/drawing/2016/5/14/chartex" xmlns:mc="http://schemas.openxmlformats.org/markup-compatibility/2006" xmlns:aink="http://schemas.microsoft.com/office/drawing/2016/ink" xmlns:am3d="http://schemas.microsoft.com/office/drawing/2017/model3d" xmlns:o="urn:schemas-microsoft-com:office:office" xmlns:oel="http://schemas.microsoft.com/office/2019/extlst" xmlns:r="http://schemas.openxmlformats.org/officeDocument/2006/relationships" xmlns:m="http://schemas.openxmlformats.org/officeDocument/2006/math" xmlns:v="urn:schemas-microsoft-com:vml" xmlns:wp14="http://schemas.microsoft.com/office/word/2010/wordprocessingDrawing" xmlns:wp="http://schemas.openxmlformats.org/drawingml/2006/wordprocessingDrawing" xmlns:w10="urn:schemas-microsoft-com:office:word" xmlns:w="http://schemas.openxmlformats.org/wordprocessingml/2006/main" xmlns:w14="http://schemas.microsoft.com/office/word/2010/wordml" xmlns:w15="http://schemas.microsoft.com/office/word/2012/wordml" xmlns:w16cex="http://schemas.microsoft.com/office/word/2018/wordml/cex" xmlns:w16cid="http://schemas.microsoft.com/office/word/2016/wordml/cid" xmlns:w16="http://schemas.microsoft.com/office/word/2018/wordml" xmlns:w16du="http://schemas.microsoft.com/office/word/2023/wordml/word16du" xmlns:w16sdtdh="http://schemas.microsoft.com/office/word/2020/wordml/sdtdatahash" xmlns:w16se="http://schemas.microsoft.com/office/word/2015/wordml/symex" xmlns:wpg="http://schemas.microsoft.com/office/word/2010/wordprocessingGroup" xmlns:wpi="http://schemas.microsoft.com/office/word/2010/wordprocessingInk" xmlns:wne="http://schemas.microsoft.com/office/word/2006/wordml" xmlns:wps="http://schemas.microsoft.com/office/word/2010/wordprocessingShape" mc:Ignorable="w14 w15 w16se w16cid w16 w16cex w16sdtdh w16du wp14">
+  <w:p>
+    <w:pPr>
+      <w:pStyle w:val="a3"/>
+      <w:ind w:firstLine="360"/>
+      <w:rPr>
+        <w:rFonts w:hint="eastAsia"/>
+      </w:rPr>
+    </w:pPr>
+  </w:p>
+</w:hdr>
+</file>
+
+<file path=word/header2.xml><?xml version="1.0" encoding="utf-8"?>
+<w:hdr xmlns:wpc="http://schemas.microsoft.com/office/word/2010/wordprocessingCanvas" xmlns:cx="http://schemas.microsoft.com/office/drawing/2014/chartex" xmlns:cx1="http://schemas.microsoft.com/office/drawing/2015/9/8/chartex" xmlns:cx2="http://schemas.microsoft.com/office/drawing/2015/10/21/chartex" xmlns:cx3="http://schemas.microsoft.com/office/drawing/2016/5/9/chartex" xmlns:cx4="http://schemas.microsoft.com/office/drawing/2016/5/10/chartex" xmlns:cx5="http://schemas.microsoft.com/office/drawing/2016/5/11/chartex" xmlns:cx6="http://schemas.microsoft.com/office/drawing/2016/5/12/chartex" xmlns:cx7="http://schemas.microsoft.com/office/drawing/2016/5/13/chartex" xmlns:cx8="http://schemas.microsoft.com/office/drawing/2016/5/14/chartex" xmlns:mc="http://schemas.openxmlformats.org/markup-compatibility/2006" xmlns:aink="http://schemas.microsoft.com/office/drawing/2016/ink" xmlns:am3d="http://schemas.microsoft.com/office/drawing/2017/model3d" xmlns:o="urn:schemas-microsoft-com:office:office" xmlns:oel="http://schemas.microsoft.com/office/2019/extlst" xmlns:r="http://schemas.openxmlformats.org/officeDocument/2006/relationships" xmlns:m="http://schemas.openxmlformats.org/officeDocument/2006/math" xmlns:v="urn:schemas-microsoft-com:vml" xmlns:wp14="http://schemas.microsoft.com/office/word/2010/wordprocessingDrawing" xmlns:wp="http://schemas.openxmlformats.org/drawingml/2006/wordprocessingDrawing" xmlns:w10="urn:schemas-microsoft-com:office:word" xmlns:w="http://schemas.openxmlformats.org/wordprocessingml/2006/main" xmlns:w14="http://schemas.microsoft.com/office/word/2010/wordml" xmlns:w15="http://schemas.microsoft.com/office/word/2012/wordml" xmlns:w16cex="http://schemas.microsoft.com/office/word/2018/wordml/cex" xmlns:w16cid="http://schemas.microsoft.com/office/word/2016/wordml/cid" xmlns:w16="http://schemas.microsoft.com/office/word/2018/wordml" xmlns:w16du="http://schemas.microsoft.com/office/word/2023/wordml/word16du" xmlns:w16sdtdh="http://schemas.microsoft.com/office/word/2020/wordml/sdtdatahash" xmlns:w16se="http://schemas.microsoft.com/office/word/2015/wordml/symex" xmlns:wpg="http://schemas.microsoft.com/office/word/2010/wordprocessingGroup" xmlns:wpi="http://schemas.microsoft.com/office/word/2010/wordprocessingInk" xmlns:wne="http://schemas.microsoft.com/office/word/2006/wordml" xmlns:wps="http://schemas.microsoft.com/office/word/2010/wordprocessingShape" mc:Ignorable="w14 w15 w16se w16cid w16 w16cex w16sdtdh w16du wp14">
+  <w:p>
+    <w:pPr>
+      <w:pStyle w:val="a3"/>
+      <w:ind w:firstLine="360"/>
+      <w:rPr>
+        <w:rFonts w:hint="eastAsia"/>
+      </w:rPr>
+    </w:pPr>
+  </w:p>
+</w:hdr>
+</file>
+
+<file path=word/header3.xml><?xml version="1.0" encoding="utf-8"?>
+<w:hdr xmlns:wpc="http://schemas.microsoft.com/office/word/2010/wordprocessingCanvas" xmlns:cx="http://schemas.microsoft.com/office/drawing/2014/chartex" xmlns:cx1="http://schemas.microsoft.com/office/drawing/2015/9/8/chartex" xmlns:cx2="http://schemas.microsoft.com/office/drawing/2015/10/21/chartex" xmlns:cx3="http://schemas.microsoft.com/office/drawing/2016/5/9/chartex" xmlns:cx4="http://schemas.microsoft.com/office/drawing/2016/5/10/chartex" xmlns:cx5="http://schemas.microsoft.com/office/drawing/2016/5/11/chartex" xmlns:cx6="http://schemas.microsoft.com/office/drawing/2016/5/12/chartex" xmlns:cx7="http://schemas.microsoft.com/office/drawing/2016/5/13/chartex" xmlns:cx8="http://schemas.microsoft.com/office/drawing/2016/5/14/chartex" xmlns:mc="http://schemas.openxmlformats.org/markup-compatibility/2006" xmlns:aink="http://schemas.microsoft.com/office/drawing/2016/ink" xmlns:am3d="http://schemas.microsoft.com/office/drawing/2017/model3d" xmlns:o="urn:schemas-microsoft-com:office:office" xmlns:oel="http://schemas.microsoft.com/office/2019/extlst" xmlns:r="http://schemas.openxmlformats.org/officeDocument/2006/relationships" xmlns:m="http://schemas.openxmlformats.org/officeDocument/2006/math" xmlns:v="urn:schemas-microsoft-com:vml" xmlns:wp14="http://schemas.microsoft.com/office/word/2010/wordprocessingDrawing" xmlns:wp="http://schemas.openxmlformats.org/drawingml/2006/wordprocessingDrawing" xmlns:w10="urn:schemas-microsoft-com:office:word" xmlns:w="http://schemas.openxmlformats.org/wordprocessingml/2006/main" xmlns:w14="http://schemas.microsoft.com/office/word/2010/wordml" xmlns:w15="http://schemas.microsoft.com/office/word/2012/wordml" xmlns:w16cex="http://schemas.microsoft.com/office/word/2018/wordml/cex" xmlns:w16cid="http://schemas.microsoft.com/office/word/2016/wordml/cid" xmlns:w16="http://schemas.microsoft.com/office/word/2018/wordml" xmlns:w16du="http://schemas.microsoft.com/office/word/2023/wordml/word16du" xmlns:w16sdtdh="http://schemas.microsoft.com/office/word/2020/wordml/sdtdatahash" xmlns:w16se="http://schemas.microsoft.com/office/word/2015/wordml/symex" xmlns:wpg="http://schemas.microsoft.com/office/word/2010/wordprocessingGroup" xmlns:wpi="http://schemas.microsoft.com/office/word/2010/wordprocessingInk" xmlns:wne="http://schemas.microsoft.com/office/word/2006/wordml" xmlns:wps="http://schemas.microsoft.com/office/word/2010/wordprocessingShape" mc:Ignorable="w14 w15 w16se w16cid w16 w16cex w16sdtdh w16du wp14">
+  <w:p>
+    <w:pPr>
+      <w:pStyle w:val="a3"/>
+      <w:ind w:firstLine="360"/>
+      <w:rPr>
+        <w:rFonts w:hint="eastAsia"/>
+      </w:rPr>
+    </w:pPr>
+  </w:p>
+</w:hdr>
 </file>
 
 <file path=word/styles.xml><?xml version="1.0" encoding="utf-8"?>
@@ -1430,6 +1730,7 @@
   <w:style w:type="paragraph" w:default="1" w:styleId="a">
     <w:name w:val="Normal"/>
     <w:qFormat/>
+    <w:rsid w:val="00D86F0B"/>
   </w:style>
   <w:style w:type="character" w:default="1" w:styleId="a0">
     <w:name w:val="Default Paragraph Font"/>
@@ -1457,6 +1758,69 @@
     <w:uiPriority w:val="99"/>
     <w:semiHidden/>
     <w:unhideWhenUsed/>
+  </w:style>
+  <w:style w:type="paragraph" w:styleId="a3">
+    <w:name w:val="header"/>
+    <w:basedOn w:val="a"/>
+    <w:link w:val="a4"/>
+    <w:uiPriority w:val="99"/>
+    <w:unhideWhenUsed/>
+    <w:rsid w:val="00E667B1"/>
+    <w:pPr>
+      <w:tabs>
+        <w:tab w:val="center" w:pos="4153"/>
+        <w:tab w:val="right" w:pos="8306"/>
+      </w:tabs>
+      <w:snapToGrid w:val="0"/>
+      <w:spacing w:line="240" w:lineRule="auto"/>
+      <w:jc w:val="center"/>
+    </w:pPr>
+    <w:rPr>
+      <w:sz w:val="18"/>
+      <w:szCs w:val="18"/>
+    </w:rPr>
+  </w:style>
+  <w:style w:type="character" w:customStyle="1" w:styleId="a4">
+    <w:name w:val="页眉 字符"/>
+    <w:basedOn w:val="a0"/>
+    <w:link w:val="a3"/>
+    <w:uiPriority w:val="99"/>
+    <w:rsid w:val="00E667B1"/>
+    <w:rPr>
+      <w:sz w:val="18"/>
+      <w:szCs w:val="18"/>
+    </w:rPr>
+  </w:style>
+  <w:style w:type="paragraph" w:styleId="a5">
+    <w:name w:val="footer"/>
+    <w:basedOn w:val="a"/>
+    <w:link w:val="a6"/>
+    <w:uiPriority w:val="99"/>
+    <w:unhideWhenUsed/>
+    <w:rsid w:val="00E667B1"/>
+    <w:pPr>
+      <w:tabs>
+        <w:tab w:val="center" w:pos="4153"/>
+        <w:tab w:val="right" w:pos="8306"/>
+      </w:tabs>
+      <w:snapToGrid w:val="0"/>
+      <w:spacing w:line="240" w:lineRule="auto"/>
+    </w:pPr>
+    <w:rPr>
+      <w:sz w:val="18"/>
+      <w:szCs w:val="18"/>
+    </w:rPr>
+  </w:style>
+  <w:style w:type="character" w:customStyle="1" w:styleId="a6">
+    <w:name w:val="页脚 字符"/>
+    <w:basedOn w:val="a0"/>
+    <w:link w:val="a5"/>
+    <w:uiPriority w:val="99"/>
+    <w:rsid w:val="00E667B1"/>
+    <w:rPr>
+      <w:sz w:val="18"/>
+      <w:szCs w:val="18"/>
+    </w:rPr>
   </w:style>
 </w:styles>
 </file>
